--- a/docs/Mau_05_Test_Summary_Report.docx
+++ b/docs/Mau_05_Test_Summary_Report.docx
@@ -25,7 +25,7 @@
         <w:jc w:val="center"/>
       </w:pPr>
       <w:r>
-        <w:t>Hệ thống: EventTick - Nền tảng Bán vé Sự kiện Trực tuyến  ·  Link: http://127.0.0.1:8001</w:t>
+        <w:t>Hệ thống: EventTick - Nền tảng Bán vé Sự kiện Trực tuyến  ·  Link: https://itick-platform.onrender.com/ (Local: http://127.0.0.1:8001)</w:t>
       </w:r>
     </w:p>
     <w:tbl>
@@ -159,7 +159,7 @@
           </w:tcPr>
           <w:p>
             <w:r>
-              <w:t>Sinh viên A – SV20260001</w:t>
+              <w:t>Lại Thị Thanh Xuân – 23110309</w:t>
             </w:r>
           </w:p>
         </w:tc>
